--- a/DocumentacaoFinal/INTEGRA_2026_Entrega_7_11_Alertas_em_Portugues_Analise_e_Encerramento.docx
+++ b/DocumentacaoFinal/INTEGRA_2026_Entrega_7_11_Alertas_em_Portugues_Analise_e_Encerramento.docx
@@ -605,7 +605,7 @@
                 <w:szCs w:val="17"/>
                 <w:lang w:val="pt-BR"/>
               </w:rPr>
-              <w:t xml:space="preserve">Pedido de Natã da Silva Baracho: passar o tipo do alerta para os códigos do Tipos-de-Erro.md, aceitando os nomes antigos em inglês durante a transição, e criar a listagem e a mudança de status dos alertas.</w:t>
+              <w:t xml:space="preserve">Síntese das instruções dadas à IA. Contexto: os tipos de alerta estavam em inglês e não havia como acompanhar um alerta. Tarefa: passar o tipo do alerta para os códigos em português do Tipos-de-Erro.md e criar a listagem e a mudança de status dos alertas (análise e encerramento). Restrições: continuar aceitando os nomes antigos em inglês durante a transição. Entrega esperada: código, migração, testes e relatório.</w:t>
             </w:r>
           </w:p>
         </w:tc>
@@ -883,7 +883,7 @@
                 <w:szCs w:val="17"/>
                 <w:lang w:val="pt-BR"/>
               </w:rPr>
-              <w:t xml:space="preserve">Suíte automatizada com 86 de 86 casos, em quatro rodadas; migração testada nos dois formatos antigos; banco criado só pelo script com 86 de 86; Roteiro com 25 respostas novas conforme e sem regressão; banco restaurado idêntico. Aprovado por Natã da Silva Baracho.</w:t>
+              <w:t xml:space="preserve">Natã da Silva Baracho, responsável pelo backend, leu o relatório de teste, conferiu os resultados com o que tinha pedido e respondeu o questionário de validação. Aprovou a entrega em 06/10/2026. Evidências do relatório: suíte com 86 de 86 casos, em quatro rodadas; migração testada nos dois formatos antigos; banco criado só pelo script com 86 de 86; roteiro com 25 respostas novas conforme e sem regressão; banco restaurado idêntico. Os testes foram executados pela IA; a decisão de aprovar foi do responsável.</w:t>
             </w:r>
           </w:p>
         </w:tc>
